--- a/chapters/chapter2.docx
+++ b/chapters/chapter2.docx
@@ -15,7 +15,7 @@
         <w:pStyle w:val="Date"/>
       </w:pPr>
       <w:r>
-        <w:t xml:space="preserve">Last modified: 2026-09-11 10:58:19 (PDT)</w:t>
+        <w:t xml:space="preserve">Last modified: 2026-09-28 01:42:56 (PDT)</w:t>
       </w:r>
     </w:p>
     <w:p>

--- a/chapters/chapter2.docx
+++ b/chapters/chapter2.docx
@@ -15,7 +15,7 @@
         <w:pStyle w:val="Date"/>
       </w:pPr>
       <w:r>
-        <w:t xml:space="preserve">Last modified: 2026-09-28 01:42:56 (PDT)</w:t>
+        <w:t xml:space="preserve">Last modified: 2026-09-28 03:12:37 (PDT)</w:t>
       </w:r>
     </w:p>
     <w:p>

--- a/chapters/chapter2.docx
+++ b/chapters/chapter2.docx
@@ -15,7 +15,7 @@
         <w:pStyle w:val="Date"/>
       </w:pPr>
       <w:r>
-        <w:t xml:space="preserve">Last modified: 2026-09-28 03:12:37 (PDT)</w:t>
+        <w:t xml:space="preserve">Last modified: 2026-09-28 17:25:48 (PDT)</w:t>
       </w:r>
     </w:p>
     <w:p>

--- a/chapters/chapter2.docx
+++ b/chapters/chapter2.docx
@@ -15,7 +15,7 @@
         <w:pStyle w:val="Date"/>
       </w:pPr>
       <w:r>
-        <w:t xml:space="preserve">Last modified: 2026-09-28 17:25:48 (PDT)</w:t>
+        <w:t xml:space="preserve">Last modified: 2026-09-28 20:17:26 (PDT)</w:t>
       </w:r>
     </w:p>
     <w:p>

--- a/chapters/chapter2.docx
+++ b/chapters/chapter2.docx
@@ -15,7 +15,7 @@
         <w:pStyle w:val="Date"/>
       </w:pPr>
       <w:r>
-        <w:t xml:space="preserve">Last modified: 2026-09-28 20:17:26 (PDT)</w:t>
+        <w:t xml:space="preserve">Last modified: 2026-09-28 22:22:18 (PDT)</w:t>
       </w:r>
     </w:p>
     <w:p>

--- a/chapters/chapter2.docx
+++ b/chapters/chapter2.docx
@@ -15,7 +15,7 @@
         <w:pStyle w:val="Date"/>
       </w:pPr>
       <w:r>
-        <w:t xml:space="preserve">Last modified: 2026-09-28 22:22:18 (PDT)</w:t>
+        <w:t xml:space="preserve">Last modified: 2026-09-28 22:56:28 (PDT)</w:t>
       </w:r>
     </w:p>
     <w:p>

--- a/chapters/chapter2.docx
+++ b/chapters/chapter2.docx
@@ -15,7 +15,7 @@
         <w:pStyle w:val="Date"/>
       </w:pPr>
       <w:r>
-        <w:t xml:space="preserve">Last modified: 2026-09-28 22:56:28 (PDT)</w:t>
+        <w:t xml:space="preserve">Last modified: 2026-09-29 00:06:59 (PDT)</w:t>
       </w:r>
     </w:p>
     <w:p>

--- a/chapters/chapter2.docx
+++ b/chapters/chapter2.docx
@@ -15,7 +15,7 @@
         <w:pStyle w:val="Date"/>
       </w:pPr>
       <w:r>
-        <w:t xml:space="preserve">Last modified: 2026-09-29 00:06:59 (PDT)</w:t>
+        <w:t xml:space="preserve">Last modified: 2026-10-01 18:10:07 (PDT)</w:t>
       </w:r>
     </w:p>
     <w:p>

--- a/chapters/chapter2.docx
+++ b/chapters/chapter2.docx
@@ -15,7 +15,7 @@
         <w:pStyle w:val="Date"/>
       </w:pPr>
       <w:r>
-        <w:t xml:space="preserve">Last modified: 2026-10-01 18:10:07 (PDT)</w:t>
+        <w:t xml:space="preserve">Last modified: 2026-10-02 01:19:41 (PDT)</w:t>
       </w:r>
     </w:p>
     <w:p>

--- a/chapters/chapter2.docx
+++ b/chapters/chapter2.docx
@@ -15,7 +15,7 @@
         <w:pStyle w:val="Date"/>
       </w:pPr>
       <w:r>
-        <w:t xml:space="preserve">Last modified: 2026-10-02 01:19:41 (PDT)</w:t>
+        <w:t xml:space="preserve">Last modified: 2026-10-05 12:20:18 (PDT)</w:t>
       </w:r>
     </w:p>
     <w:p>

--- a/chapters/chapter2.docx
+++ b/chapters/chapter2.docx
@@ -15,7 +15,7 @@
         <w:pStyle w:val="Date"/>
       </w:pPr>
       <w:r>
-        <w:t xml:space="preserve">Last modified: 2026-10-05 12:20:18 (PDT)</w:t>
+        <w:t xml:space="preserve">Last modified: 2026-10-06 16:48:30 (PDT)</w:t>
       </w:r>
     </w:p>
     <w:p>

--- a/chapters/chapter2.docx
+++ b/chapters/chapter2.docx
@@ -15,7 +15,7 @@
         <w:pStyle w:val="Date"/>
       </w:pPr>
       <w:r>
-        <w:t xml:space="preserve">Last modified: 2026-10-06 16:48:30 (PDT)</w:t>
+        <w:t xml:space="preserve">Last modified: 2026-10-06 16:48:39 (PDT)</w:t>
       </w:r>
     </w:p>
     <w:p>

--- a/chapters/chapter2.docx
+++ b/chapters/chapter2.docx
@@ -15,7 +15,7 @@
         <w:pStyle w:val="Date"/>
       </w:pPr>
       <w:r>
-        <w:t xml:space="preserve">Last modified: 2026-10-06 16:48:39 (PDT)</w:t>
+        <w:t xml:space="preserve">Last modified: 2026-10-06 17:33:20 (PDT)</w:t>
       </w:r>
     </w:p>
     <w:p>

--- a/chapters/chapter2.docx
+++ b/chapters/chapter2.docx
@@ -15,7 +15,7 @@
         <w:pStyle w:val="Date"/>
       </w:pPr>
       <w:r>
-        <w:t xml:space="preserve">Last modified: 2026-10-06 17:33:20 (PDT)</w:t>
+        <w:t xml:space="preserve">Last modified: 2026-10-08 21:56:05 (UTC)</w:t>
       </w:r>
     </w:p>
     <w:p>

--- a/chapters/chapter2.docx
+++ b/chapters/chapter2.docx
@@ -15,7 +15,7 @@
         <w:pStyle w:val="Date"/>
       </w:pPr>
       <w:r>
-        <w:t xml:space="preserve">Last modified: 2026-10-08 21:56:05 (UTC)</w:t>
+        <w:t xml:space="preserve">Last modified: 2026-10-08 18:31:58 (PDT)</w:t>
       </w:r>
     </w:p>
     <w:p>

--- a/chapters/chapter2.docx
+++ b/chapters/chapter2.docx
@@ -15,7 +15,7 @@
         <w:pStyle w:val="Date"/>
       </w:pPr>
       <w:r>
-        <w:t xml:space="preserve">Last modified: 2026-10-08 18:31:58 (PDT)</w:t>
+        <w:t xml:space="preserve">Last modified: 2026-10-09 23:54:04 (PDT)</w:t>
       </w:r>
     </w:p>
     <w:p>

--- a/chapters/chapter2.docx
+++ b/chapters/chapter2.docx
@@ -15,7 +15,7 @@
         <w:pStyle w:val="Date"/>
       </w:pPr>
       <w:r>
-        <w:t xml:space="preserve">Last modified: 2026-10-09 23:54:04 (PDT)</w:t>
+        <w:t xml:space="preserve">Last modified: 2026-10-09 23:58:17 (PDT)</w:t>
       </w:r>
     </w:p>
     <w:p>

--- a/chapters/chapter2.docx
+++ b/chapters/chapter2.docx
@@ -15,7 +15,7 @@
         <w:pStyle w:val="Date"/>
       </w:pPr>
       <w:r>
-        <w:t xml:space="preserve">Last modified: 2026-10-09 23:58:17 (PDT)</w:t>
+        <w:t xml:space="preserve">Last modified: 2026-10-11 19:56:41 (PDT)</w:t>
       </w:r>
     </w:p>
     <w:p>

--- a/chapters/chapter2.docx
+++ b/chapters/chapter2.docx
@@ -15,7 +15,7 @@
         <w:pStyle w:val="Date"/>
       </w:pPr>
       <w:r>
-        <w:t xml:space="preserve">Last modified: 2026-10-11 19:56:41 (PDT)</w:t>
+        <w:t xml:space="preserve">Last modified: 2026-10-11 19:59:57 (PDT)</w:t>
       </w:r>
     </w:p>
     <w:p>

--- a/chapters/chapter2.docx
+++ b/chapters/chapter2.docx
@@ -15,7 +15,7 @@
         <w:pStyle w:val="Date"/>
       </w:pPr>
       <w:r>
-        <w:t xml:space="preserve">Last modified: 2026-10-11 19:59:57 (PDT)</w:t>
+        <w:t xml:space="preserve">Last modified: 2026-10-12 00:40:24 (PDT)</w:t>
       </w:r>
     </w:p>
     <w:p>

--- a/chapters/chapter2.docx
+++ b/chapters/chapter2.docx
@@ -15,7 +15,7 @@
         <w:pStyle w:val="Date"/>
       </w:pPr>
       <w:r>
-        <w:t xml:space="preserve">Last modified: 2026-10-12 00:40:24 (PDT)</w:t>
+        <w:t xml:space="preserve">Last modified: 2026-10-12 00:42:54 (PDT)</w:t>
       </w:r>
     </w:p>
     <w:p>

--- a/chapters/chapter2.docx
+++ b/chapters/chapter2.docx
@@ -15,7 +15,7 @@
         <w:pStyle w:val="Date"/>
       </w:pPr>
       <w:r>
-        <w:t xml:space="preserve">Last modified: 2026-10-12 00:42:54 (PDT)</w:t>
+        <w:t xml:space="preserve">Last modified: 2026-10-16 02:02:17 (PDT)</w:t>
       </w:r>
     </w:p>
     <w:p>

--- a/chapters/chapter2.docx
+++ b/chapters/chapter2.docx
@@ -15,7 +15,7 @@
         <w:pStyle w:val="Date"/>
       </w:pPr>
       <w:r>
-        <w:t xml:space="preserve">Last modified: 2026-10-16 02:02:17 (PDT)</w:t>
+        <w:t xml:space="preserve">Last modified: 2026-10-16 02:07:37 (PDT)</w:t>
       </w:r>
     </w:p>
     <w:p>

--- a/chapters/chapter2.docx
+++ b/chapters/chapter2.docx
@@ -15,7 +15,7 @@
         <w:pStyle w:val="Date"/>
       </w:pPr>
       <w:r>
-        <w:t xml:space="preserve">Last modified: 2026-10-16 02:07:37 (PDT)</w:t>
+        <w:t xml:space="preserve">Last modified: 2026-10-16 02:11:46 (PDT)</w:t>
       </w:r>
     </w:p>
     <w:p>

--- a/chapters/chapter2.docx
+++ b/chapters/chapter2.docx
@@ -15,7 +15,7 @@
         <w:pStyle w:val="Date"/>
       </w:pPr>
       <w:r>
-        <w:t xml:space="preserve">Last modified: 2026-10-16 02:11:46 (PDT)</w:t>
+        <w:t xml:space="preserve">Last modified: 2026-10-16 02:15:44 (PDT)</w:t>
       </w:r>
     </w:p>
     <w:p>

--- a/chapters/chapter2.docx
+++ b/chapters/chapter2.docx
@@ -15,7 +15,7 @@
         <w:pStyle w:val="Date"/>
       </w:pPr>
       <w:r>
-        <w:t xml:space="preserve">Last modified: 2026-10-16 02:15:44 (PDT)</w:t>
+        <w:t xml:space="preserve">Last modified: 2026-10-16 02:20:32 (PDT)</w:t>
       </w:r>
     </w:p>
     <w:p>

--- a/chapters/chapter2.docx
+++ b/chapters/chapter2.docx
@@ -15,7 +15,7 @@
         <w:pStyle w:val="Date"/>
       </w:pPr>
       <w:r>
-        <w:t xml:space="preserve">Last modified: 2026-10-16 02:20:32 (PDT)</w:t>
+        <w:t xml:space="preserve">Last modified: 2026-10-16 02:24:46 (PDT)</w:t>
       </w:r>
     </w:p>
     <w:p>

--- a/chapters/chapter2.docx
+++ b/chapters/chapter2.docx
@@ -15,7 +15,7 @@
         <w:pStyle w:val="Date"/>
       </w:pPr>
       <w:r>
-        <w:t xml:space="preserve">Last modified: 2026-10-16 02:24:46 (PDT)</w:t>
+        <w:t xml:space="preserve">Last modified: 2026-10-16 02:34:57 (PDT)</w:t>
       </w:r>
     </w:p>
     <w:p>

--- a/chapters/chapter2.docx
+++ b/chapters/chapter2.docx
@@ -15,7 +15,7 @@
         <w:pStyle w:val="Date"/>
       </w:pPr>
       <w:r>
-        <w:t xml:space="preserve">Last modified: 2026-10-16 02:34:57 (PDT)</w:t>
+        <w:t xml:space="preserve">Last modified: 2026-10-16 02:39:45 (PDT)</w:t>
       </w:r>
     </w:p>
     <w:p>

--- a/chapters/chapter2.docx
+++ b/chapters/chapter2.docx
@@ -15,7 +15,7 @@
         <w:pStyle w:val="Date"/>
       </w:pPr>
       <w:r>
-        <w:t xml:space="preserve">Last modified: 2026-10-16 02:39:45 (PDT)</w:t>
+        <w:t xml:space="preserve">Last modified: 2026-10-16 02:46:56 (PDT)</w:t>
       </w:r>
     </w:p>
     <w:p>

--- a/chapters/chapter2.docx
+++ b/chapters/chapter2.docx
@@ -15,7 +15,7 @@
         <w:pStyle w:val="Date"/>
       </w:pPr>
       <w:r>
-        <w:t xml:space="preserve">Last modified: 2026-10-16 02:46:56 (PDT)</w:t>
+        <w:t xml:space="preserve">Last modified: 2026-10-17 02:34:46 (PDT)</w:t>
       </w:r>
     </w:p>
     <w:p>

--- a/chapters/chapter2.docx
+++ b/chapters/chapter2.docx
@@ -15,7 +15,7 @@
         <w:pStyle w:val="Date"/>
       </w:pPr>
       <w:r>
-        <w:t xml:space="preserve">Last modified: 2026-10-17 02:34:46 (PDT)</w:t>
+        <w:t xml:space="preserve">Last modified: 2026-10-19 09:55:55 (PDT)</w:t>
       </w:r>
     </w:p>
     <w:p>

--- a/chapters/chapter2.docx
+++ b/chapters/chapter2.docx
@@ -15,7 +15,7 @@
         <w:pStyle w:val="Date"/>
       </w:pPr>
       <w:r>
-        <w:t xml:space="preserve">Last modified: 2026-10-19 09:55:55 (PDT)</w:t>
+        <w:t xml:space="preserve">Last modified: 2026-10-22 21:44:41 (PDT)</w:t>
       </w:r>
     </w:p>
     <w:p>

--- a/chapters/chapter2.docx
+++ b/chapters/chapter2.docx
@@ -15,7 +15,7 @@
         <w:pStyle w:val="Date"/>
       </w:pPr>
       <w:r>
-        <w:t xml:space="preserve">Last modified: 2026-10-22 21:44:41 (PDT)</w:t>
+        <w:t xml:space="preserve">Last modified: 2026-10-23 01:14:58 (PDT)</w:t>
       </w:r>
     </w:p>
     <w:p>

--- a/chapters/chapter2.docx
+++ b/chapters/chapter2.docx
@@ -15,7 +15,7 @@
         <w:pStyle w:val="Date"/>
       </w:pPr>
       <w:r>
-        <w:t xml:space="preserve">Last modified: 2026-10-23 01:14:58 (PDT)</w:t>
+        <w:t xml:space="preserve">Last modified: 2026-10-23 01:58:12 (PDT)</w:t>
       </w:r>
     </w:p>
     <w:p>

--- a/chapters/chapter2.docx
+++ b/chapters/chapter2.docx
@@ -15,7 +15,7 @@
         <w:pStyle w:val="Date"/>
       </w:pPr>
       <w:r>
-        <w:t xml:space="preserve">Last modified: 2026-10-23 01:58:12 (PDT)</w:t>
+        <w:t xml:space="preserve">Last modified: 2026-10-23 11:15:25 (PDT)</w:t>
       </w:r>
     </w:p>
     <w:p>

--- a/chapters/chapter2.docx
+++ b/chapters/chapter2.docx
@@ -15,7 +15,7 @@
         <w:pStyle w:val="Date"/>
       </w:pPr>
       <w:r>
-        <w:t xml:space="preserve">Last modified: 2026-10-23 11:15:25 (PDT)</w:t>
+        <w:t xml:space="preserve">Last modified: 2026-10-24 21:51:46 (PDT)</w:t>
       </w:r>
     </w:p>
     <w:p>

--- a/chapters/chapter2.docx
+++ b/chapters/chapter2.docx
@@ -15,7 +15,7 @@
         <w:pStyle w:val="Date"/>
       </w:pPr>
       <w:r>
-        <w:t xml:space="preserve">Last modified: 2026-10-24 21:51:46 (PDT)</w:t>
+        <w:t xml:space="preserve">Last modified: 2026-10-28 15:59:02 (PDT)</w:t>
       </w:r>
     </w:p>
     <w:p>

--- a/chapters/chapter2.docx
+++ b/chapters/chapter2.docx
@@ -15,7 +15,7 @@
         <w:pStyle w:val="Date"/>
       </w:pPr>
       <w:r>
-        <w:t xml:space="preserve">Last modified: 2026-10-28 15:59:02 (PDT)</w:t>
+        <w:t xml:space="preserve">Last modified: 2026-10-29 13:30:11 (PDT)</w:t>
       </w:r>
     </w:p>
     <w:p>
